--- a/ru/wisdom-stories/meddling-in-others-lives.docx
+++ b/ru/wisdom-stories/meddling-in-others-lives.docx
@@ -29,11 +29,9 @@
         <w:rPr>
           <w:b/>
         </w:rPr>
-        <w:t>Мораль:</w:t>
+        <w:t>Мораль: Непрошеный совет может стать обузой. Вмешательство в чужую жизнь под видом доброты часто приносит вред.</w:t>
       </w:r>
-      <w:r>
-        <w:t xml:space="preserve"> Непрошеный совет может стать обузой. Прежде чем вмешиваться из добрых побуждений, подумайте, нужна ли человеку ваша помощь.</w:t>
-      </w:r>
+      <w:r/>
     </w:p>
     <w:p>
       <w:pPr>
